--- a/Tarea.docx
+++ b/Tarea.docx
@@ -14,7 +14,7 @@
           <w:rFonts w:hint="default" w:ascii="Calibri" w:hAnsi="Calibri" w:cs="Calibri"/>
           <w:lang w:val="en-US" w:eastAsia="zh-CN"/>
         </w:rPr>
-        <w:t>Tarea</w:t>
+        <w:t>Holaaaaaa</w:t>
       </w:r>
       <w:bookmarkStart w:id="0" w:name="_GoBack"/>
       <w:bookmarkEnd w:id="0"/>
@@ -143,7 +143,7 @@
     <w:lsdException w:unhideWhenUsed="0" w:uiPriority="0" w:semiHidden="0" w:name="HTML Sample"/>
     <w:lsdException w:unhideWhenUsed="0" w:uiPriority="0" w:semiHidden="0" w:name="HTML Typewriter"/>
     <w:lsdException w:unhideWhenUsed="0" w:uiPriority="0" w:semiHidden="0" w:name="HTML Variable"/>
-    <w:lsdException w:unhideWhenUsed="0" w:uiPriority="0" w:name="Normal Table"/>
+    <w:lsdException w:qFormat="1" w:unhideWhenUsed="0" w:uiPriority="0" w:name="Normal Table"/>
     <w:lsdException w:unhideWhenUsed="0" w:uiPriority="0" w:semiHidden="0" w:name="annotation subject"/>
     <w:lsdException w:unhideWhenUsed="0" w:uiPriority="0" w:semiHidden="0" w:name="Table Simple 1"/>
     <w:lsdException w:unhideWhenUsed="0" w:uiPriority="0" w:semiHidden="0" w:name="Table Simple 2"/>
@@ -209,6 +209,7 @@
   <w:style w:type="table" w:default="1" w:styleId="3">
     <w:name w:val="Normal Table"/>
     <w:semiHidden/>
+    <w:qFormat/>
     <w:uiPriority w:val="0"/>
     <w:tblPr>
       <w:tblCellMar>

--- a/Tarea.docx
+++ b/Tarea.docx
@@ -56,7 +56,7 @@
           <w:szCs w:val="28"/>
           <w:lang w:val="en-US" w:eastAsia="zh-CN"/>
         </w:rPr>
-        <w:t>Tambien comentamos sobre cuanto nos gustaria ganar saliendo de la carrera y de tarea nos dejo una ecuacion de resolverla y estos ultimos dias hablamos sobre el tema de los vectores y sobre las dimensiones</w:t>
+        <w:t>Tambien comentamos sobre cuanto nos gustaria ganar saliendo de la carrera y de tarea nos dejo una ecuacion de resolverla y estos ultimos dias hablamos sobre el tema de los vectores y sobre las dimensiones.</w:t>
       </w:r>
       <w:bookmarkStart w:id="0" w:name="_GoBack"/>
       <w:bookmarkEnd w:id="0"/>

--- a/Tarea.docx
+++ b/Tarea.docx
@@ -56,7 +56,7 @@
           <w:szCs w:val="28"/>
           <w:lang w:val="en-US" w:eastAsia="zh-CN"/>
         </w:rPr>
-        <w:t>Tambien comentamos sobre cuanto nos gustaria ganar saliendo de la carrera y de tarea nos dejo una ecuacion de resolverla y estos ultimos dias hablamos sobre el tema de los vectores y sobre las dimensiones.</w:t>
+        <w:t>Tambien comentamos sobre cuanto nos gustaria ganar saliendo de la carrera y de tarea nos dejo una ecuacion de resolverla y estos ultimos dias hablamos sobre el tema de los vectores y sobre las dimensiones..</w:t>
       </w:r>
       <w:bookmarkStart w:id="0" w:name="_GoBack"/>
       <w:bookmarkEnd w:id="0"/>

--- a/Tarea.docx
+++ b/Tarea.docx
@@ -56,7 +56,7 @@
           <w:szCs w:val="28"/>
           <w:lang w:val="en-US" w:eastAsia="zh-CN"/>
         </w:rPr>
-        <w:t>Tambien comentamos sobre cuanto nos gustaria ganar saliendo de la carrera y de tarea nos dejo una ecuacion de resolverla y estos ultimos dias hablamos sobre el tema de los vectores y sobre las dimensiones..</w:t>
+        <w:t>Tambien comentamos sobre cuanto nos gustaria ganar saliendo de la carrera y de tarea nos dejo una ecuacion de resolverla y estos ultimos dias hablamos sobre el tema de los vectores y sobre las dimensiones…</w:t>
       </w:r>
       <w:bookmarkStart w:id="0" w:name="_GoBack"/>
       <w:bookmarkEnd w:id="0"/>
